--- a/4.1/综合系统开发课程设计/任务1/19222126-董自经-任务1.docx
+++ b/4.1/综合系统开发课程设计/任务1/19222126-董自经-任务1.docx
@@ -151,19 +151,8 @@
           <w:sz w:val="84"/>
           <w:szCs w:val="84"/>
         </w:rPr>
-        <w:t>实验报告</w:t>
-      </w:r>
-      <w:proofErr w:type="gramStart"/>
-      <w:r>
-        <w:rPr>
-          <w:rFonts w:ascii="楷体_GB2312" w:eastAsia="楷体_GB2312" w:hAnsiTheme="minorHAnsi" w:cstheme="minorBidi" w:hint="eastAsia"/>
-          <w:color w:val="auto"/>
-          <w:sz w:val="84"/>
-          <w:szCs w:val="84"/>
-        </w:rPr>
-        <w:t>册</w:t>
-      </w:r>
-      <w:proofErr w:type="gramEnd"/>
+        <w:t>实验报告册</w:t>
+      </w:r>
     </w:p>
     <w:p>
       <w:pPr>
@@ -580,27 +569,7 @@
           <w:szCs w:val="32"/>
         </w:rPr>
         <w:tab/>
-        <w:t xml:space="preserve">  </w:t>
-      </w:r>
-      <w:proofErr w:type="gramStart"/>
-      <w:r>
-        <w:rPr>
-          <w:rFonts w:asciiTheme="minorHAnsi" w:eastAsiaTheme="minorEastAsia" w:hAnsiTheme="minorHAnsi" w:cstheme="minorBidi" w:hint="eastAsia"/>
-          <w:b/>
-          <w:color w:val="auto"/>
-          <w:szCs w:val="32"/>
-        </w:rPr>
-        <w:t>计科</w:t>
-      </w:r>
-      <w:proofErr w:type="gramEnd"/>
-      <w:r>
-        <w:rPr>
-          <w:rFonts w:asciiTheme="minorHAnsi" w:eastAsiaTheme="minorEastAsia" w:hAnsiTheme="minorHAnsi" w:cstheme="minorBidi" w:hint="eastAsia"/>
-          <w:b/>
-          <w:color w:val="auto"/>
-          <w:szCs w:val="32"/>
-        </w:rPr>
-        <w:t xml:space="preserve">221   </w:t>
+        <w:t xml:space="preserve">  计科221   </w:t>
       </w:r>
     </w:p>
     <w:p>
@@ -1047,7 +1016,6 @@
         </w:rPr>
         <w:t xml:space="preserve">  </w:t>
       </w:r>
-      <w:proofErr w:type="gramStart"/>
       <w:r>
         <w:rPr>
           <w:rFonts w:asciiTheme="minorHAnsi" w:eastAsiaTheme="minorEastAsia" w:hAnsiTheme="minorHAnsi" w:cstheme="minorBidi" w:hint="eastAsia"/>
@@ -1057,7 +1025,6 @@
         </w:rPr>
         <w:t>学年第</w:t>
       </w:r>
-      <w:proofErr w:type="gramEnd"/>
       <w:r>
         <w:rPr>
           <w:rFonts w:asciiTheme="minorHAnsi" w:eastAsiaTheme="minorEastAsia" w:hAnsiTheme="minorHAnsi" w:cstheme="minorBidi"/>
@@ -1067,7 +1034,6 @@
         </w:rPr>
         <w:t xml:space="preserve"> </w:t>
       </w:r>
-      <w:proofErr w:type="gramStart"/>
       <w:r>
         <w:rPr>
           <w:rFonts w:asciiTheme="minorHAnsi" w:eastAsiaTheme="minorEastAsia" w:hAnsiTheme="minorHAnsi" w:cstheme="minorBidi" w:hint="eastAsia"/>
@@ -1077,7 +1043,6 @@
         </w:rPr>
         <w:t>一</w:t>
       </w:r>
-      <w:proofErr w:type="gramEnd"/>
       <w:r>
         <w:rPr>
           <w:rFonts w:asciiTheme="minorHAnsi" w:eastAsiaTheme="minorEastAsia" w:hAnsiTheme="minorHAnsi" w:cstheme="minorBidi"/>
@@ -1102,7 +1067,7 @@
         <w:ind w:left="0" w:firstLine="0"/>
         <w:jc w:val="center"/>
         <w:rPr>
-          <w:rFonts w:ascii="黑体" w:eastAsia="黑体" w:hAnsi="黑体"/>
+          <w:rFonts w:ascii="黑体" w:eastAsia="黑体" w:hAnsi="黑体" w:hint="eastAsia"/>
           <w:b/>
           <w:bCs/>
           <w:sz w:val="44"/>
@@ -1214,25 +1179,7 @@
           <w:sz w:val="21"/>
           <w:szCs w:val="21"/>
         </w:rPr>
-        <w:t>基于任</w:t>
-      </w:r>
-      <w:proofErr w:type="gramStart"/>
-      <w:r>
-        <w:rPr>
-          <w:rFonts w:ascii="宋体" w:eastAsia="宋体" w:hAnsi="宋体" w:hint="eastAsia"/>
-          <w:sz w:val="21"/>
-          <w:szCs w:val="21"/>
-        </w:rPr>
-        <w:t>一</w:t>
-      </w:r>
-      <w:proofErr w:type="gramEnd"/>
-      <w:r>
-        <w:rPr>
-          <w:rFonts w:ascii="宋体" w:eastAsia="宋体" w:hAnsi="宋体" w:hint="eastAsia"/>
-          <w:sz w:val="21"/>
-          <w:szCs w:val="21"/>
-        </w:rPr>
-        <w:t>UI框架，</w:t>
+        <w:t>基于任一UI框架，实现表的增删改查（CRUD)</w:t>
       </w:r>
     </w:p>
     <w:p>
@@ -1250,66 +1197,40 @@
           <w:sz w:val="21"/>
           <w:szCs w:val="21"/>
         </w:rPr>
-        <w:t>③</w:t>
-      </w:r>
-      <w:r>
-        <w:rPr>
-          <w:rFonts w:ascii="宋体" w:eastAsia="宋体" w:hAnsi="宋体" w:hint="eastAsia"/>
-          <w:sz w:val="21"/>
-          <w:szCs w:val="21"/>
-        </w:rPr>
-        <w:t>实现表的增删改查（CRUD)</w:t>
+        <w:t>④</w:t>
+      </w:r>
+      <w:r>
+        <w:rPr>
+          <w:rFonts w:ascii="宋体" w:eastAsia="宋体" w:hAnsi="宋体" w:hint="eastAsia"/>
+          <w:sz w:val="21"/>
+          <w:szCs w:val="21"/>
+        </w:rPr>
+        <w:t>提交word文档介绍任务开发过程（可以详细到项目创建、页面设计、程序结构），格式不限。</w:t>
       </w:r>
     </w:p>
     <w:p>
       <w:pPr>
         <w:ind w:left="0" w:firstLine="0"/>
         <w:rPr>
-          <w:rFonts w:ascii="宋体" w:eastAsia="宋体" w:hAnsi="宋体"/>
-          <w:sz w:val="21"/>
-          <w:szCs w:val="21"/>
-        </w:rPr>
-      </w:pPr>
-      <w:r>
-        <w:rPr>
-          <w:rFonts w:hint="eastAsia"/>
-          <w:sz w:val="21"/>
-          <w:szCs w:val="21"/>
-        </w:rPr>
-        <w:t>④</w:t>
-      </w:r>
-      <w:r>
-        <w:rPr>
-          <w:rFonts w:ascii="宋体" w:eastAsia="宋体" w:hAnsi="宋体" w:hint="eastAsia"/>
-          <w:sz w:val="21"/>
-          <w:szCs w:val="21"/>
-        </w:rPr>
-        <w:t>提交word文档介绍任务开发过程（可以详细到项目创建、页面设计、程序结构），格式不限。</w:t>
+          <w:rFonts w:ascii="宋体" w:eastAsia="宋体" w:hAnsi="宋体" w:hint="eastAsia"/>
+          <w:sz w:val="21"/>
+          <w:szCs w:val="21"/>
+        </w:rPr>
+      </w:pPr>
+      <w:r>
+        <w:rPr>
+          <w:rFonts w:ascii="宋体" w:eastAsia="宋体" w:hAnsi="宋体" w:hint="eastAsia"/>
+          <w:sz w:val="21"/>
+          <w:szCs w:val="21"/>
+        </w:rPr>
+        <w:t>2.MySQL操作</w:t>
       </w:r>
     </w:p>
     <w:p>
       <w:pPr>
         <w:ind w:left="0" w:firstLine="0"/>
         <w:rPr>
-          <w:rFonts w:ascii="宋体" w:eastAsia="宋体" w:hAnsi="宋体"/>
-          <w:sz w:val="21"/>
-          <w:szCs w:val="21"/>
-        </w:rPr>
-      </w:pPr>
-      <w:r>
-        <w:rPr>
-          <w:rFonts w:ascii="宋体" w:eastAsia="宋体" w:hAnsi="宋体" w:hint="eastAsia"/>
-          <w:sz w:val="21"/>
-          <w:szCs w:val="21"/>
-        </w:rPr>
-        <w:t>2.MySQL操作</w:t>
-      </w:r>
-    </w:p>
-    <w:p>
-      <w:pPr>
-        <w:ind w:left="0" w:firstLine="0"/>
-        <w:rPr>
-          <w:rFonts w:ascii="宋体" w:eastAsia="宋体" w:hAnsi="宋体"/>
+          <w:rFonts w:ascii="宋体" w:eastAsia="宋体" w:hAnsi="宋体" w:hint="eastAsia"/>
           <w:sz w:val="21"/>
           <w:szCs w:val="21"/>
         </w:rPr>
@@ -1328,7 +1249,7 @@
         <w:spacing w:line="386" w:lineRule="auto"/>
         <w:ind w:left="0" w:firstLineChars="200" w:firstLine="420"/>
         <w:rPr>
-          <w:rFonts w:ascii="宋体" w:eastAsia="宋体" w:hAnsi="宋体"/>
+          <w:rFonts w:ascii="宋体" w:eastAsia="宋体" w:hAnsi="宋体" w:hint="eastAsia"/>
           <w:sz w:val="21"/>
           <w:szCs w:val="21"/>
         </w:rPr>
@@ -1381,7 +1302,23 @@
           <w:sz w:val="21"/>
           <w:szCs w:val="21"/>
         </w:rPr>
-        <w:t>连接改连接并打开数据连接</w:t>
+        <w:t>连接</w:t>
+      </w:r>
+      <w:r>
+        <w:rPr>
+          <w:rFonts w:ascii="宋体" w:eastAsia="宋体" w:hAnsi="宋体" w:hint="eastAsia"/>
+          <w:sz w:val="21"/>
+          <w:szCs w:val="21"/>
+        </w:rPr>
+        <w:t>该</w:t>
+      </w:r>
+      <w:r>
+        <w:rPr>
+          <w:rFonts w:ascii="宋体" w:eastAsia="宋体" w:hAnsi="宋体" w:hint="eastAsia"/>
+          <w:sz w:val="21"/>
+          <w:szCs w:val="21"/>
+        </w:rPr>
+        <w:t>连接并打开数据连接</w:t>
       </w:r>
       <w:r>
         <w:rPr>
@@ -1398,14 +1335,15 @@
         <w:ind w:left="0" w:firstLine="0"/>
         <w:jc w:val="center"/>
         <w:rPr>
-          <w:rFonts w:ascii="宋体" w:eastAsia="宋体" w:hAnsi="宋体"/>
-          <w:sz w:val="21"/>
-          <w:szCs w:val="21"/>
-        </w:rPr>
-      </w:pPr>
-      <w:r>
-        <w:rPr>
-          <w:rFonts w:ascii="宋体" w:eastAsia="宋体" w:hAnsi="宋体" w:hint="eastAsia"/>
+          <w:rFonts w:ascii="宋体" w:eastAsia="宋体" w:hAnsi="宋体" w:hint="eastAsia"/>
+          <w:sz w:val="21"/>
+          <w:szCs w:val="21"/>
+        </w:rPr>
+      </w:pPr>
+      <w:r>
+        <w:rPr>
+          <w:rFonts w:ascii="宋体" w:eastAsia="宋体" w:hAnsi="宋体" w:hint="eastAsia"/>
+          <w:noProof/>
           <w:sz w:val="21"/>
           <w:szCs w:val="21"/>
         </w:rPr>
@@ -1507,7 +1445,7 @@
         <w:spacing w:line="386" w:lineRule="auto"/>
         <w:ind w:left="0" w:firstLineChars="200" w:firstLine="420"/>
         <w:rPr>
-          <w:rFonts w:ascii="宋体" w:eastAsia="宋体" w:hAnsi="宋体"/>
+          <w:rFonts w:ascii="宋体" w:eastAsia="宋体" w:hAnsi="宋体" w:hint="eastAsia"/>
           <w:sz w:val="21"/>
           <w:szCs w:val="21"/>
         </w:rPr>
@@ -1543,20 +1481,20 @@
         <w:ind w:left="0" w:firstLine="0"/>
         <w:jc w:val="center"/>
         <w:rPr>
-          <w:rFonts w:ascii="宋体" w:eastAsia="宋体" w:hAnsi="宋体"/>
-          <w:sz w:val="21"/>
-          <w:szCs w:val="21"/>
-        </w:rPr>
-      </w:pPr>
-      <w:r>
-        <w:rPr>
-          <w:rFonts w:ascii="宋体" w:eastAsia="宋体" w:hAnsi="宋体" w:hint="eastAsia"/>
-          <w:sz w:val="21"/>
-          <w:szCs w:val="21"/>
-        </w:rPr>
-        <w:lastRenderedPageBreak/>
+          <w:rFonts w:ascii="宋体" w:eastAsia="宋体" w:hAnsi="宋体" w:hint="eastAsia"/>
+          <w:sz w:val="21"/>
+          <w:szCs w:val="21"/>
+        </w:rPr>
+      </w:pPr>
+      <w:r>
+        <w:rPr>
+          <w:rFonts w:ascii="宋体" w:eastAsia="宋体" w:hAnsi="宋体" w:hint="eastAsia"/>
+          <w:noProof/>
+          <w:sz w:val="21"/>
+          <w:szCs w:val="21"/>
+        </w:rPr>
         <w:drawing>
-          <wp:inline distT="0" distB="0" distL="0" distR="0" wp14:anchorId="50FEE233" wp14:editId="54504025">
+          <wp:inline distT="0" distB="0" distL="0" distR="0" wp14:anchorId="50FEE233" wp14:editId="2ECFC4FE">
             <wp:extent cx="2520000" cy="1892920"/>
             <wp:effectExtent l="0" t="0" r="0" b="0"/>
             <wp:docPr id="1691434446" name="图片 14"/>
@@ -1615,11 +1553,12 @@
       <w:r>
         <w:rPr>
           <w:rFonts w:ascii="宋体" w:eastAsia="宋体" w:hAnsi="宋体" w:hint="eastAsia"/>
+          <w:noProof/>
           <w:sz w:val="21"/>
           <w:szCs w:val="21"/>
         </w:rPr>
         <w:drawing>
-          <wp:inline distT="0" distB="0" distL="0" distR="0" wp14:anchorId="5D389D76" wp14:editId="542CC361">
+          <wp:inline distT="0" distB="0" distL="0" distR="0" wp14:anchorId="5D389D76" wp14:editId="2C64B711">
             <wp:extent cx="2520000" cy="1892920"/>
             <wp:effectExtent l="0" t="0" r="0" b="0"/>
             <wp:docPr id="114113023" name="图片 13"/>
@@ -1697,17 +1636,18 @@
         <w:spacing w:line="386" w:lineRule="auto"/>
         <w:ind w:left="0" w:firstLineChars="200" w:firstLine="420"/>
         <w:rPr>
-          <w:rFonts w:ascii="宋体" w:eastAsia="宋体" w:hAnsi="宋体"/>
-          <w:sz w:val="21"/>
-          <w:szCs w:val="21"/>
-        </w:rPr>
-      </w:pPr>
-      <w:r>
-        <w:rPr>
-          <w:rFonts w:ascii="宋体" w:eastAsia="宋体" w:hAnsi="宋体" w:hint="eastAsia"/>
-          <w:sz w:val="21"/>
-          <w:szCs w:val="21"/>
-        </w:rPr>
+          <w:rFonts w:ascii="宋体" w:eastAsia="宋体" w:hAnsi="宋体" w:hint="eastAsia"/>
+          <w:sz w:val="21"/>
+          <w:szCs w:val="21"/>
+        </w:rPr>
+      </w:pPr>
+      <w:r>
+        <w:rPr>
+          <w:rFonts w:ascii="宋体" w:eastAsia="宋体" w:hAnsi="宋体" w:hint="eastAsia"/>
+          <w:sz w:val="21"/>
+          <w:szCs w:val="21"/>
+        </w:rPr>
+        <w:lastRenderedPageBreak/>
         <w:t>导入完成后检查表的内容，如下图所示</w:t>
       </w:r>
     </w:p>
@@ -1717,14 +1657,15 @@
         <w:ind w:left="0" w:firstLine="0"/>
         <w:jc w:val="center"/>
         <w:rPr>
+          <w:rFonts w:ascii="宋体" w:eastAsia="宋体" w:hAnsi="宋体" w:hint="eastAsia"/>
+          <w:sz w:val="21"/>
+          <w:szCs w:val="21"/>
+        </w:rPr>
+      </w:pPr>
+      <w:r>
+        <w:rPr>
           <w:rFonts w:ascii="宋体" w:eastAsia="宋体" w:hAnsi="宋体"/>
-          <w:sz w:val="21"/>
-          <w:szCs w:val="21"/>
-        </w:rPr>
-      </w:pPr>
-      <w:r>
-        <w:rPr>
-          <w:rFonts w:ascii="宋体" w:eastAsia="宋体" w:hAnsi="宋体"/>
+          <w:noProof/>
           <w:sz w:val="21"/>
           <w:szCs w:val="21"/>
         </w:rPr>
@@ -1784,6 +1725,7 @@
       <w:r>
         <w:rPr>
           <w:rFonts w:ascii="宋体" w:eastAsia="宋体" w:hAnsi="宋体"/>
+          <w:noProof/>
           <w:sz w:val="21"/>
           <w:szCs w:val="21"/>
         </w:rPr>
@@ -1845,7 +1787,7 @@
           <w:sz w:val="15"/>
           <w:szCs w:val="15"/>
         </w:rPr>
-        <w:t>图2-</w:t>
+        <w:t>图2-4、图2-5导入数据</w:t>
       </w:r>
       <w:r>
         <w:rPr>
@@ -1855,9 +1797,151 @@
           <w:sz w:val="15"/>
           <w:szCs w:val="15"/>
         </w:rPr>
-        <w:t>4</w:t>
-      </w:r>
-      <w:r>
+        <w:t>后的表</w:t>
+      </w:r>
+    </w:p>
+    <w:p>
+      <w:pPr>
+        <w:spacing w:line="386" w:lineRule="auto"/>
+        <w:ind w:left="6" w:hangingChars="3" w:hanging="6"/>
+        <w:rPr>
+          <w:rFonts w:ascii="宋体" w:eastAsia="宋体" w:hAnsi="宋体" w:hint="eastAsia"/>
+          <w:sz w:val="21"/>
+          <w:szCs w:val="21"/>
+        </w:rPr>
+      </w:pPr>
+      <w:r>
+        <w:rPr>
+          <w:rFonts w:ascii="宋体" w:eastAsia="宋体" w:hAnsi="宋体" w:hint="eastAsia"/>
+          <w:sz w:val="21"/>
+          <w:szCs w:val="21"/>
+        </w:rPr>
+        <w:t>3.vue操作</w:t>
+      </w:r>
+    </w:p>
+    <w:p>
+      <w:pPr>
+        <w:spacing w:line="386" w:lineRule="auto"/>
+        <w:ind w:left="0" w:firstLineChars="200" w:firstLine="420"/>
+        <w:rPr>
+          <w:rFonts w:ascii="宋体" w:eastAsia="宋体" w:hAnsi="宋体" w:hint="eastAsia"/>
+          <w:sz w:val="21"/>
+          <w:szCs w:val="21"/>
+        </w:rPr>
+      </w:pPr>
+      <w:r>
+        <w:rPr>
+          <w:rFonts w:ascii="宋体" w:eastAsia="宋体" w:hAnsi="宋体" w:hint="eastAsia"/>
+          <w:sz w:val="21"/>
+          <w:szCs w:val="21"/>
+        </w:rPr>
+        <w:t>初步想法是使用</w:t>
+      </w:r>
+      <w:proofErr w:type="spellStart"/>
+      <w:r>
+        <w:rPr>
+          <w:rFonts w:ascii="宋体" w:eastAsia="宋体" w:hAnsi="宋体" w:hint="eastAsia"/>
+          <w:sz w:val="21"/>
+          <w:szCs w:val="21"/>
+        </w:rPr>
+        <w:t>vue</w:t>
+      </w:r>
+      <w:proofErr w:type="spellEnd"/>
+      <w:r>
+        <w:rPr>
+          <w:rFonts w:ascii="宋体" w:eastAsia="宋体" w:hAnsi="宋体" w:hint="eastAsia"/>
+          <w:sz w:val="21"/>
+          <w:szCs w:val="21"/>
+        </w:rPr>
+        <w:t>暂时建立一个比较简介的界面可以实现对数据库的连接，查询数据库中的内容并对之进行操作，操作后提示相关信息，基于此想法编码前端界面。</w:t>
+      </w:r>
+    </w:p>
+    <w:p>
+      <w:pPr>
+        <w:spacing w:line="386" w:lineRule="auto"/>
+        <w:ind w:left="6" w:hangingChars="3" w:hanging="6"/>
+        <w:rPr>
+          <w:rFonts w:ascii="宋体" w:eastAsia="宋体" w:hAnsi="宋体" w:hint="eastAsia"/>
+          <w:sz w:val="21"/>
+          <w:szCs w:val="21"/>
+        </w:rPr>
+      </w:pPr>
+      <w:r>
+        <w:rPr>
+          <w:rFonts w:ascii="宋体" w:eastAsia="宋体" w:hAnsi="宋体" w:hint="eastAsia"/>
+          <w:sz w:val="21"/>
+          <w:szCs w:val="21"/>
+        </w:rPr>
+        <w:t>3.1</w:t>
+      </w:r>
+      <w:r>
+        <w:rPr>
+          <w:rFonts w:ascii="宋体" w:eastAsia="宋体" w:hAnsi="宋体" w:hint="eastAsia"/>
+          <w:sz w:val="21"/>
+          <w:szCs w:val="21"/>
+        </w:rPr>
+        <w:t>使用</w:t>
+      </w:r>
+      <w:proofErr w:type="spellStart"/>
+      <w:r>
+        <w:rPr>
+          <w:rFonts w:ascii="宋体" w:eastAsia="宋体" w:hAnsi="宋体" w:hint="eastAsia"/>
+          <w:sz w:val="21"/>
+          <w:szCs w:val="21"/>
+        </w:rPr>
+        <w:t>vue</w:t>
+      </w:r>
+      <w:proofErr w:type="spellEnd"/>
+      <w:r>
+        <w:rPr>
+          <w:rFonts w:ascii="宋体" w:eastAsia="宋体" w:hAnsi="宋体" w:hint="eastAsia"/>
+          <w:sz w:val="21"/>
+          <w:szCs w:val="21"/>
+        </w:rPr>
+        <w:t>框架连接数据库</w:t>
+      </w:r>
+    </w:p>
+    <w:p>
+      <w:pPr>
+        <w:spacing w:line="386" w:lineRule="auto"/>
+        <w:ind w:left="0" w:firstLineChars="200" w:firstLine="420"/>
+        <w:rPr>
+          <w:rFonts w:ascii="宋体" w:eastAsia="宋体" w:hAnsi="宋体" w:hint="eastAsia"/>
+          <w:sz w:val="21"/>
+          <w:szCs w:val="21"/>
+        </w:rPr>
+      </w:pPr>
+      <w:r>
+        <w:rPr>
+          <w:rFonts w:ascii="宋体" w:eastAsia="宋体" w:hAnsi="宋体" w:hint="eastAsia"/>
+          <w:sz w:val="21"/>
+          <w:szCs w:val="21"/>
+        </w:rPr>
+        <w:t>在</w:t>
+      </w:r>
+      <w:proofErr w:type="spellStart"/>
+      <w:r>
+        <w:rPr>
+          <w:rFonts w:ascii="宋体" w:eastAsia="宋体" w:hAnsi="宋体" w:hint="eastAsia"/>
+          <w:sz w:val="21"/>
+          <w:szCs w:val="21"/>
+        </w:rPr>
+        <w:t>vscode</w:t>
+      </w:r>
+      <w:proofErr w:type="spellEnd"/>
+      <w:r>
+        <w:rPr>
+          <w:rFonts w:ascii="宋体" w:eastAsia="宋体" w:hAnsi="宋体" w:hint="eastAsia"/>
+          <w:sz w:val="21"/>
+          <w:szCs w:val="21"/>
+        </w:rPr>
+        <w:t>中使用命令行创建一个后端服务器，具体命令如下：</w:t>
+      </w:r>
+    </w:p>
+    <w:p>
+      <w:pPr>
+        <w:spacing w:line="386" w:lineRule="auto"/>
+        <w:ind w:leftChars="1100" w:left="3520" w:firstLineChars="200" w:firstLine="301"/>
         <w:rPr>
           <w:rFonts w:ascii="宋体" w:eastAsia="宋体" w:hAnsi="宋体" w:hint="eastAsia"/>
           <w:b/>
@@ -1865,27 +1949,28 @@
           <w:sz w:val="15"/>
           <w:szCs w:val="15"/>
         </w:rPr>
-        <w:t>、图2-</w:t>
-      </w:r>
-      <w:r>
-        <w:rPr>
-          <w:rFonts w:ascii="宋体" w:eastAsia="宋体" w:hAnsi="宋体" w:hint="eastAsia"/>
+      </w:pPr>
+      <w:proofErr w:type="spellStart"/>
+      <w:r>
+        <w:rPr>
+          <w:rFonts w:ascii="宋体" w:eastAsia="宋体" w:hAnsi="宋体"/>
           <w:b/>
           <w:bCs/>
           <w:sz w:val="15"/>
           <w:szCs w:val="15"/>
         </w:rPr>
-        <w:t>5</w:t>
-      </w:r>
-      <w:r>
-        <w:rPr>
-          <w:rFonts w:ascii="宋体" w:eastAsia="宋体" w:hAnsi="宋体" w:hint="eastAsia"/>
+        <w:t>mkdir</w:t>
+      </w:r>
+      <w:proofErr w:type="spellEnd"/>
+      <w:r>
+        <w:rPr>
+          <w:rFonts w:ascii="宋体" w:eastAsia="宋体" w:hAnsi="宋体"/>
           <w:b/>
           <w:bCs/>
           <w:sz w:val="15"/>
           <w:szCs w:val="15"/>
         </w:rPr>
-        <w:t>导入数据</w:t>
+        <w:t xml:space="preserve"> </w:t>
       </w:r>
       <w:r>
         <w:rPr>
@@ -1895,27 +1980,143 @@
           <w:sz w:val="15"/>
           <w:szCs w:val="15"/>
         </w:rPr>
-        <w:t>后的表</w:t>
+        <w:t>backend</w:t>
       </w:r>
     </w:p>
     <w:p>
       <w:pPr>
         <w:spacing w:line="386" w:lineRule="auto"/>
-        <w:ind w:left="6" w:hangingChars="3" w:hanging="6"/>
+        <w:ind w:leftChars="1100" w:left="3520" w:firstLineChars="200" w:firstLine="301"/>
+        <w:rPr>
+          <w:rFonts w:ascii="宋体" w:eastAsia="宋体" w:hAnsi="宋体" w:hint="eastAsia"/>
+          <w:b/>
+          <w:bCs/>
+          <w:sz w:val="15"/>
+          <w:szCs w:val="15"/>
+        </w:rPr>
+      </w:pPr>
+      <w:r>
         <w:rPr>
           <w:rFonts w:ascii="宋体" w:eastAsia="宋体" w:hAnsi="宋体"/>
-          <w:sz w:val="21"/>
-          <w:szCs w:val="21"/>
-        </w:rPr>
-      </w:pPr>
-      <w:r>
-        <w:rPr>
-          <w:rFonts w:ascii="宋体" w:eastAsia="宋体" w:hAnsi="宋体" w:hint="eastAsia"/>
-          <w:sz w:val="21"/>
-          <w:szCs w:val="21"/>
-        </w:rPr>
-        <w:t>3.vue操作</w:t>
-      </w:r>
+          <w:b/>
+          <w:bCs/>
+          <w:sz w:val="15"/>
+          <w:szCs w:val="15"/>
+        </w:rPr>
+        <w:t xml:space="preserve">cd </w:t>
+      </w:r>
+      <w:r>
+        <w:rPr>
+          <w:rFonts w:ascii="宋体" w:eastAsia="宋体" w:hAnsi="宋体" w:hint="eastAsia"/>
+          <w:b/>
+          <w:bCs/>
+          <w:sz w:val="15"/>
+          <w:szCs w:val="15"/>
+        </w:rPr>
+        <w:t>backend</w:t>
+      </w:r>
+    </w:p>
+    <w:p>
+      <w:pPr>
+        <w:spacing w:line="386" w:lineRule="auto"/>
+        <w:ind w:leftChars="1100" w:left="3520" w:firstLineChars="200" w:firstLine="301"/>
+        <w:rPr>
+          <w:rFonts w:ascii="宋体" w:eastAsia="宋体" w:hAnsi="宋体" w:hint="eastAsia"/>
+          <w:b/>
+          <w:bCs/>
+          <w:sz w:val="15"/>
+          <w:szCs w:val="15"/>
+        </w:rPr>
+      </w:pPr>
+      <w:proofErr w:type="spellStart"/>
+      <w:r>
+        <w:rPr>
+          <w:rFonts w:ascii="宋体" w:eastAsia="宋体" w:hAnsi="宋体"/>
+          <w:b/>
+          <w:bCs/>
+          <w:sz w:val="15"/>
+          <w:szCs w:val="15"/>
+        </w:rPr>
+        <w:t>npm</w:t>
+      </w:r>
+      <w:proofErr w:type="spellEnd"/>
+      <w:r>
+        <w:rPr>
+          <w:rFonts w:ascii="宋体" w:eastAsia="宋体" w:hAnsi="宋体"/>
+          <w:b/>
+          <w:bCs/>
+          <w:sz w:val="15"/>
+          <w:szCs w:val="15"/>
+        </w:rPr>
+        <w:t xml:space="preserve"> </w:t>
+      </w:r>
+      <w:proofErr w:type="spellStart"/>
+      <w:r>
+        <w:rPr>
+          <w:rFonts w:ascii="宋体" w:eastAsia="宋体" w:hAnsi="宋体"/>
+          <w:b/>
+          <w:bCs/>
+          <w:sz w:val="15"/>
+          <w:szCs w:val="15"/>
+        </w:rPr>
+        <w:t>init</w:t>
+      </w:r>
+      <w:proofErr w:type="spellEnd"/>
+      <w:r>
+        <w:rPr>
+          <w:rFonts w:ascii="宋体" w:eastAsia="宋体" w:hAnsi="宋体"/>
+          <w:b/>
+          <w:bCs/>
+          <w:sz w:val="15"/>
+          <w:szCs w:val="15"/>
+        </w:rPr>
+        <w:t xml:space="preserve"> -y</w:t>
+      </w:r>
+    </w:p>
+    <w:p>
+      <w:pPr>
+        <w:spacing w:line="386" w:lineRule="auto"/>
+        <w:ind w:leftChars="1100" w:left="3520" w:firstLineChars="200" w:firstLine="301"/>
+        <w:rPr>
+          <w:rFonts w:ascii="宋体" w:eastAsia="宋体" w:hAnsi="宋体" w:hint="eastAsia"/>
+          <w:sz w:val="21"/>
+          <w:szCs w:val="21"/>
+        </w:rPr>
+      </w:pPr>
+      <w:proofErr w:type="spellStart"/>
+      <w:r>
+        <w:rPr>
+          <w:rFonts w:ascii="宋体" w:eastAsia="宋体" w:hAnsi="宋体"/>
+          <w:b/>
+          <w:bCs/>
+          <w:sz w:val="15"/>
+          <w:szCs w:val="15"/>
+        </w:rPr>
+        <w:t>npm</w:t>
+      </w:r>
+      <w:proofErr w:type="spellEnd"/>
+      <w:r>
+        <w:rPr>
+          <w:rFonts w:ascii="宋体" w:eastAsia="宋体" w:hAnsi="宋体"/>
+          <w:b/>
+          <w:bCs/>
+          <w:sz w:val="15"/>
+          <w:szCs w:val="15"/>
+        </w:rPr>
+        <w:t xml:space="preserve"> install express mysql2 </w:t>
+      </w:r>
+      <w:proofErr w:type="spellStart"/>
+      <w:r>
+        <w:rPr>
+          <w:rFonts w:ascii="宋体" w:eastAsia="宋体" w:hAnsi="宋体"/>
+          <w:b/>
+          <w:bCs/>
+          <w:sz w:val="15"/>
+          <w:szCs w:val="15"/>
+        </w:rPr>
+        <w:t>cors</w:t>
+      </w:r>
+      <w:proofErr w:type="spellEnd"/>
     </w:p>
     <w:p>
       <w:pPr>
@@ -1923,305 +2124,6 @@
         <w:ind w:left="0" w:firstLineChars="200" w:firstLine="420"/>
         <w:rPr>
           <w:rFonts w:ascii="宋体" w:eastAsia="宋体" w:hAnsi="宋体" w:hint="eastAsia"/>
-          <w:sz w:val="21"/>
-          <w:szCs w:val="21"/>
-        </w:rPr>
-      </w:pPr>
-      <w:r>
-        <w:rPr>
-          <w:rFonts w:ascii="宋体" w:eastAsia="宋体" w:hAnsi="宋体" w:hint="eastAsia"/>
-          <w:sz w:val="21"/>
-          <w:szCs w:val="21"/>
-        </w:rPr>
-        <w:t>初步想法是使用</w:t>
-      </w:r>
-      <w:proofErr w:type="spellStart"/>
-      <w:r>
-        <w:rPr>
-          <w:rFonts w:ascii="宋体" w:eastAsia="宋体" w:hAnsi="宋体" w:hint="eastAsia"/>
-          <w:sz w:val="21"/>
-          <w:szCs w:val="21"/>
-        </w:rPr>
-        <w:t>vue</w:t>
-      </w:r>
-      <w:proofErr w:type="spellEnd"/>
-      <w:r>
-        <w:rPr>
-          <w:rFonts w:ascii="宋体" w:eastAsia="宋体" w:hAnsi="宋体" w:hint="eastAsia"/>
-          <w:sz w:val="21"/>
-          <w:szCs w:val="21"/>
-        </w:rPr>
-        <w:t>暂时建立一个比较简介的界面可以实现对数据库的连接，查询数据库中的内容并对之进行操作，操作后提示相关信息，基于此想法编码前端界面。</w:t>
-      </w:r>
-    </w:p>
-    <w:p>
-      <w:pPr>
-        <w:spacing w:line="386" w:lineRule="auto"/>
-        <w:ind w:left="6" w:hangingChars="3" w:hanging="6"/>
-        <w:rPr>
-          <w:rFonts w:ascii="宋体" w:eastAsia="宋体" w:hAnsi="宋体"/>
-          <w:sz w:val="21"/>
-          <w:szCs w:val="21"/>
-        </w:rPr>
-      </w:pPr>
-      <w:r>
-        <w:rPr>
-          <w:rFonts w:ascii="宋体" w:eastAsia="宋体" w:hAnsi="宋体" w:hint="eastAsia"/>
-          <w:sz w:val="21"/>
-          <w:szCs w:val="21"/>
-        </w:rPr>
-        <w:t>3.1</w:t>
-      </w:r>
-      <w:r>
-        <w:rPr>
-          <w:rFonts w:ascii="宋体" w:eastAsia="宋体" w:hAnsi="宋体" w:hint="eastAsia"/>
-          <w:sz w:val="21"/>
-          <w:szCs w:val="21"/>
-        </w:rPr>
-        <w:t>使用</w:t>
-      </w:r>
-      <w:proofErr w:type="spellStart"/>
-      <w:r>
-        <w:rPr>
-          <w:rFonts w:ascii="宋体" w:eastAsia="宋体" w:hAnsi="宋体" w:hint="eastAsia"/>
-          <w:sz w:val="21"/>
-          <w:szCs w:val="21"/>
-        </w:rPr>
-        <w:t>vue</w:t>
-      </w:r>
-      <w:proofErr w:type="spellEnd"/>
-      <w:r>
-        <w:rPr>
-          <w:rFonts w:ascii="宋体" w:eastAsia="宋体" w:hAnsi="宋体" w:hint="eastAsia"/>
-          <w:sz w:val="21"/>
-          <w:szCs w:val="21"/>
-        </w:rPr>
-        <w:t>框架连接数据库</w:t>
-      </w:r>
-    </w:p>
-    <w:p>
-      <w:pPr>
-        <w:spacing w:line="386" w:lineRule="auto"/>
-        <w:ind w:left="0" w:firstLineChars="200" w:firstLine="420"/>
-        <w:rPr>
-          <w:rFonts w:ascii="宋体" w:eastAsia="宋体" w:hAnsi="宋体"/>
-          <w:sz w:val="21"/>
-          <w:szCs w:val="21"/>
-        </w:rPr>
-      </w:pPr>
-      <w:r>
-        <w:rPr>
-          <w:rFonts w:ascii="宋体" w:eastAsia="宋体" w:hAnsi="宋体" w:hint="eastAsia"/>
-          <w:sz w:val="21"/>
-          <w:szCs w:val="21"/>
-        </w:rPr>
-        <w:t>在</w:t>
-      </w:r>
-      <w:proofErr w:type="spellStart"/>
-      <w:r>
-        <w:rPr>
-          <w:rFonts w:ascii="宋体" w:eastAsia="宋体" w:hAnsi="宋体" w:hint="eastAsia"/>
-          <w:sz w:val="21"/>
-          <w:szCs w:val="21"/>
-        </w:rPr>
-        <w:t>vscode</w:t>
-      </w:r>
-      <w:proofErr w:type="spellEnd"/>
-      <w:r>
-        <w:rPr>
-          <w:rFonts w:ascii="宋体" w:eastAsia="宋体" w:hAnsi="宋体" w:hint="eastAsia"/>
-          <w:sz w:val="21"/>
-          <w:szCs w:val="21"/>
-        </w:rPr>
-        <w:t>中使用命令行创建一个后端服务器，具体命令如下：</w:t>
-      </w:r>
-    </w:p>
-    <w:p>
-      <w:pPr>
-        <w:spacing w:line="386" w:lineRule="auto"/>
-        <w:ind w:leftChars="1100" w:left="3520" w:firstLineChars="200" w:firstLine="301"/>
-        <w:rPr>
-          <w:rFonts w:ascii="宋体" w:eastAsia="宋体" w:hAnsi="宋体"/>
-          <w:b/>
-          <w:bCs/>
-          <w:sz w:val="15"/>
-          <w:szCs w:val="15"/>
-        </w:rPr>
-      </w:pPr>
-      <w:proofErr w:type="spellStart"/>
-      <w:r>
-        <w:rPr>
-          <w:rFonts w:ascii="宋体" w:eastAsia="宋体" w:hAnsi="宋体"/>
-          <w:b/>
-          <w:bCs/>
-          <w:sz w:val="15"/>
-          <w:szCs w:val="15"/>
-        </w:rPr>
-        <w:t>mkdir</w:t>
-      </w:r>
-      <w:proofErr w:type="spellEnd"/>
-      <w:r>
-        <w:rPr>
-          <w:rFonts w:ascii="宋体" w:eastAsia="宋体" w:hAnsi="宋体"/>
-          <w:b/>
-          <w:bCs/>
-          <w:sz w:val="15"/>
-          <w:szCs w:val="15"/>
-        </w:rPr>
-        <w:t xml:space="preserve"> </w:t>
-      </w:r>
-      <w:r>
-        <w:rPr>
-          <w:rFonts w:ascii="宋体" w:eastAsia="宋体" w:hAnsi="宋体" w:hint="eastAsia"/>
-          <w:b/>
-          <w:bCs/>
-          <w:sz w:val="15"/>
-          <w:szCs w:val="15"/>
-        </w:rPr>
-        <w:t>backend</w:t>
-      </w:r>
-    </w:p>
-    <w:p>
-      <w:pPr>
-        <w:spacing w:line="386" w:lineRule="auto"/>
-        <w:ind w:leftChars="1100" w:left="3520" w:firstLineChars="200" w:firstLine="301"/>
-        <w:rPr>
-          <w:rFonts w:ascii="宋体" w:eastAsia="宋体" w:hAnsi="宋体"/>
-          <w:b/>
-          <w:bCs/>
-          <w:sz w:val="15"/>
-          <w:szCs w:val="15"/>
-        </w:rPr>
-      </w:pPr>
-      <w:r>
-        <w:rPr>
-          <w:rFonts w:ascii="宋体" w:eastAsia="宋体" w:hAnsi="宋体"/>
-          <w:b/>
-          <w:bCs/>
-          <w:sz w:val="15"/>
-          <w:szCs w:val="15"/>
-        </w:rPr>
-        <w:t xml:space="preserve">cd </w:t>
-      </w:r>
-      <w:r>
-        <w:rPr>
-          <w:rFonts w:ascii="宋体" w:eastAsia="宋体" w:hAnsi="宋体" w:hint="eastAsia"/>
-          <w:b/>
-          <w:bCs/>
-          <w:sz w:val="15"/>
-          <w:szCs w:val="15"/>
-        </w:rPr>
-        <w:t>backend</w:t>
-      </w:r>
-    </w:p>
-    <w:p>
-      <w:pPr>
-        <w:spacing w:line="386" w:lineRule="auto"/>
-        <w:ind w:leftChars="1100" w:left="3520" w:firstLineChars="200" w:firstLine="301"/>
-        <w:rPr>
-          <w:rFonts w:ascii="宋体" w:eastAsia="宋体" w:hAnsi="宋体"/>
-          <w:b/>
-          <w:bCs/>
-          <w:sz w:val="15"/>
-          <w:szCs w:val="15"/>
-        </w:rPr>
-      </w:pPr>
-      <w:proofErr w:type="spellStart"/>
-      <w:r>
-        <w:rPr>
-          <w:rFonts w:ascii="宋体" w:eastAsia="宋体" w:hAnsi="宋体"/>
-          <w:b/>
-          <w:bCs/>
-          <w:sz w:val="15"/>
-          <w:szCs w:val="15"/>
-        </w:rPr>
-        <w:t>npm</w:t>
-      </w:r>
-      <w:proofErr w:type="spellEnd"/>
-      <w:r>
-        <w:rPr>
-          <w:rFonts w:ascii="宋体" w:eastAsia="宋体" w:hAnsi="宋体"/>
-          <w:b/>
-          <w:bCs/>
-          <w:sz w:val="15"/>
-          <w:szCs w:val="15"/>
-        </w:rPr>
-        <w:t xml:space="preserve"> </w:t>
-      </w:r>
-      <w:proofErr w:type="spellStart"/>
-      <w:r>
-        <w:rPr>
-          <w:rFonts w:ascii="宋体" w:eastAsia="宋体" w:hAnsi="宋体"/>
-          <w:b/>
-          <w:bCs/>
-          <w:sz w:val="15"/>
-          <w:szCs w:val="15"/>
-        </w:rPr>
-        <w:t>init</w:t>
-      </w:r>
-      <w:proofErr w:type="spellEnd"/>
-      <w:r>
-        <w:rPr>
-          <w:rFonts w:ascii="宋体" w:eastAsia="宋体" w:hAnsi="宋体"/>
-          <w:b/>
-          <w:bCs/>
-          <w:sz w:val="15"/>
-          <w:szCs w:val="15"/>
-        </w:rPr>
-        <w:t xml:space="preserve"> -y</w:t>
-      </w:r>
-    </w:p>
-    <w:p>
-      <w:pPr>
-        <w:spacing w:line="386" w:lineRule="auto"/>
-        <w:ind w:leftChars="1100" w:left="3520" w:firstLineChars="200" w:firstLine="301"/>
-        <w:rPr>
-          <w:rFonts w:ascii="宋体" w:eastAsia="宋体" w:hAnsi="宋体"/>
-          <w:sz w:val="21"/>
-          <w:szCs w:val="21"/>
-        </w:rPr>
-      </w:pPr>
-      <w:proofErr w:type="spellStart"/>
-      <w:r>
-        <w:rPr>
-          <w:rFonts w:ascii="宋体" w:eastAsia="宋体" w:hAnsi="宋体"/>
-          <w:b/>
-          <w:bCs/>
-          <w:sz w:val="15"/>
-          <w:szCs w:val="15"/>
-        </w:rPr>
-        <w:t>npm</w:t>
-      </w:r>
-      <w:proofErr w:type="spellEnd"/>
-      <w:r>
-        <w:rPr>
-          <w:rFonts w:ascii="宋体" w:eastAsia="宋体" w:hAnsi="宋体"/>
-          <w:b/>
-          <w:bCs/>
-          <w:sz w:val="15"/>
-          <w:szCs w:val="15"/>
-        </w:rPr>
-        <w:t xml:space="preserve"> install express mysql2 </w:t>
-      </w:r>
-      <w:proofErr w:type="spellStart"/>
-      <w:r>
-        <w:rPr>
-          <w:rFonts w:ascii="宋体" w:eastAsia="宋体" w:hAnsi="宋体"/>
-          <w:b/>
-          <w:bCs/>
-          <w:sz w:val="15"/>
-          <w:szCs w:val="15"/>
-        </w:rPr>
-        <w:t>cors</w:t>
-      </w:r>
-      <w:proofErr w:type="spellEnd"/>
-    </w:p>
-    <w:p>
-      <w:pPr>
-        <w:spacing w:line="386" w:lineRule="auto"/>
-        <w:ind w:left="0" w:firstLineChars="200" w:firstLine="420"/>
-        <w:rPr>
-          <w:rFonts w:ascii="宋体" w:eastAsia="宋体" w:hAnsi="宋体"/>
           <w:sz w:val="21"/>
           <w:szCs w:val="21"/>
         </w:rPr>
@@ -2257,18 +2159,18 @@
         <w:ind w:left="0" w:firstLine="0"/>
         <w:jc w:val="center"/>
         <w:rPr>
+          <w:rFonts w:ascii="宋体" w:eastAsia="宋体" w:hAnsi="宋体" w:hint="eastAsia"/>
+          <w:sz w:val="21"/>
+          <w:szCs w:val="21"/>
+        </w:rPr>
+      </w:pPr>
+      <w:r>
+        <w:rPr>
           <w:rFonts w:ascii="宋体" w:eastAsia="宋体" w:hAnsi="宋体"/>
-          <w:sz w:val="21"/>
-          <w:szCs w:val="21"/>
-        </w:rPr>
-      </w:pPr>
-      <w:r>
-        <w:rPr>
-          <w:rFonts w:ascii="宋体" w:eastAsia="宋体" w:hAnsi="宋体"/>
-          <w:sz w:val="21"/>
-          <w:szCs w:val="21"/>
-        </w:rPr>
-        <w:lastRenderedPageBreak/>
+          <w:noProof/>
+          <w:sz w:val="21"/>
+          <w:szCs w:val="21"/>
+        </w:rPr>
         <w:drawing>
           <wp:inline distT="0" distB="0" distL="0" distR="0" wp14:anchorId="7A940A81" wp14:editId="3CD81637">
             <wp:extent cx="2520000" cy="1916568"/>
@@ -2336,14 +2238,15 @@
         <w:ind w:left="0" w:firstLine="0"/>
         <w:jc w:val="center"/>
         <w:rPr>
+          <w:rFonts w:ascii="宋体" w:eastAsia="宋体" w:hAnsi="宋体" w:hint="eastAsia"/>
+          <w:sz w:val="21"/>
+          <w:szCs w:val="21"/>
+        </w:rPr>
+      </w:pPr>
+      <w:r>
+        <w:rPr>
           <w:rFonts w:ascii="宋体" w:eastAsia="宋体" w:hAnsi="宋体"/>
-          <w:sz w:val="21"/>
-          <w:szCs w:val="21"/>
-        </w:rPr>
-      </w:pPr>
-      <w:r>
-        <w:rPr>
-          <w:rFonts w:ascii="宋体" w:eastAsia="宋体" w:hAnsi="宋体"/>
+          <w:noProof/>
           <w:sz w:val="21"/>
           <w:szCs w:val="21"/>
         </w:rPr>
@@ -2405,6 +2308,7 @@
           <w:sz w:val="15"/>
           <w:szCs w:val="15"/>
         </w:rPr>
+        <w:lastRenderedPageBreak/>
         <w:t>图3-2启动后端服务</w:t>
       </w:r>
     </w:p>
@@ -2413,7 +2317,7 @@
         <w:spacing w:line="386" w:lineRule="auto"/>
         <w:ind w:left="0" w:firstLineChars="200" w:firstLine="420"/>
         <w:rPr>
-          <w:rFonts w:ascii="宋体" w:eastAsia="宋体" w:hAnsi="宋体"/>
+          <w:rFonts w:ascii="宋体" w:eastAsia="宋体" w:hAnsi="宋体" w:hint="eastAsia"/>
           <w:sz w:val="21"/>
           <w:szCs w:val="21"/>
         </w:rPr>
@@ -2466,7 +2370,7 @@
         <w:spacing w:line="386" w:lineRule="auto"/>
         <w:ind w:left="0" w:firstLine="0"/>
         <w:rPr>
-          <w:rFonts w:ascii="宋体" w:eastAsia="宋体" w:hAnsi="宋体"/>
+          <w:rFonts w:ascii="宋体" w:eastAsia="宋体" w:hAnsi="宋体" w:hint="eastAsia"/>
           <w:sz w:val="21"/>
           <w:szCs w:val="21"/>
         </w:rPr>
@@ -2485,7 +2389,7 @@
         <w:spacing w:line="386" w:lineRule="auto"/>
         <w:ind w:left="0" w:firstLineChars="200" w:firstLine="420"/>
         <w:rPr>
-          <w:rFonts w:ascii="宋体" w:eastAsia="宋体" w:hAnsi="宋体"/>
+          <w:rFonts w:ascii="宋体" w:eastAsia="宋体" w:hAnsi="宋体" w:hint="eastAsia"/>
           <w:sz w:val="21"/>
           <w:szCs w:val="21"/>
         </w:rPr>
@@ -2523,14 +2427,15 @@
         <w:ind w:left="0" w:firstLine="0"/>
         <w:jc w:val="center"/>
         <w:rPr>
+          <w:rFonts w:ascii="宋体" w:eastAsia="宋体" w:hAnsi="宋体" w:hint="eastAsia"/>
+          <w:sz w:val="21"/>
+          <w:szCs w:val="21"/>
+        </w:rPr>
+      </w:pPr>
+      <w:r>
+        <w:rPr>
           <w:rFonts w:ascii="宋体" w:eastAsia="宋体" w:hAnsi="宋体"/>
-          <w:sz w:val="21"/>
-          <w:szCs w:val="21"/>
-        </w:rPr>
-      </w:pPr>
-      <w:r>
-        <w:rPr>
-          <w:rFonts w:ascii="宋体" w:eastAsia="宋体" w:hAnsi="宋体"/>
+          <w:noProof/>
           <w:sz w:val="21"/>
           <w:szCs w:val="21"/>
         </w:rPr>
@@ -2581,6 +2486,7 @@
       <w:r>
         <w:rPr>
           <w:rFonts w:ascii="宋体" w:eastAsia="宋体" w:hAnsi="宋体"/>
+          <w:noProof/>
           <w:sz w:val="21"/>
           <w:szCs w:val="21"/>
         </w:rPr>
@@ -2627,7 +2533,7 @@
         <w:ind w:left="0" w:firstLine="0"/>
         <w:jc w:val="center"/>
         <w:rPr>
-          <w:rFonts w:ascii="宋体" w:eastAsia="宋体" w:hAnsi="宋体"/>
+          <w:rFonts w:ascii="宋体" w:eastAsia="宋体" w:hAnsi="宋体" w:hint="eastAsia"/>
           <w:b/>
           <w:bCs/>
           <w:sz w:val="15"/>
@@ -2691,18 +2597,18 @@
         <w:ind w:left="0" w:firstLine="0"/>
         <w:jc w:val="center"/>
         <w:rPr>
+          <w:rFonts w:ascii="宋体" w:eastAsia="宋体" w:hAnsi="宋体" w:hint="eastAsia"/>
+          <w:sz w:val="21"/>
+          <w:szCs w:val="21"/>
+        </w:rPr>
+      </w:pPr>
+      <w:r>
+        <w:rPr>
           <w:rFonts w:ascii="宋体" w:eastAsia="宋体" w:hAnsi="宋体"/>
-          <w:sz w:val="21"/>
-          <w:szCs w:val="21"/>
-        </w:rPr>
-      </w:pPr>
-      <w:r>
-        <w:rPr>
-          <w:rFonts w:ascii="宋体" w:eastAsia="宋体" w:hAnsi="宋体"/>
-          <w:sz w:val="21"/>
-          <w:szCs w:val="21"/>
-        </w:rPr>
-        <w:lastRenderedPageBreak/>
+          <w:noProof/>
+          <w:sz w:val="21"/>
+          <w:szCs w:val="21"/>
+        </w:rPr>
         <w:drawing>
           <wp:inline distT="0" distB="0" distL="0" distR="0" wp14:anchorId="256D06FB" wp14:editId="330E3E3B">
             <wp:extent cx="2520000" cy="1206295"/>
@@ -2750,6 +2656,7 @@
       <w:r>
         <w:rPr>
           <w:rFonts w:ascii="宋体" w:eastAsia="宋体" w:hAnsi="宋体"/>
+          <w:noProof/>
           <w:sz w:val="21"/>
           <w:szCs w:val="21"/>
         </w:rPr>
@@ -2880,14 +2787,15 @@
         <w:ind w:left="0" w:firstLine="0"/>
         <w:jc w:val="center"/>
         <w:rPr>
+          <w:rFonts w:ascii="宋体" w:eastAsia="宋体" w:hAnsi="宋体" w:hint="eastAsia"/>
+          <w:sz w:val="21"/>
+          <w:szCs w:val="21"/>
+        </w:rPr>
+      </w:pPr>
+      <w:r>
+        <w:rPr>
           <w:rFonts w:ascii="宋体" w:eastAsia="宋体" w:hAnsi="宋体"/>
-          <w:sz w:val="21"/>
-          <w:szCs w:val="21"/>
-        </w:rPr>
-      </w:pPr>
-      <w:r>
-        <w:rPr>
-          <w:rFonts w:ascii="宋体" w:eastAsia="宋体" w:hAnsi="宋体"/>
+          <w:noProof/>
           <w:sz w:val="21"/>
           <w:szCs w:val="21"/>
         </w:rPr>
@@ -2938,6 +2846,7 @@
       <w:r>
         <w:rPr>
           <w:rFonts w:ascii="宋体" w:eastAsia="宋体" w:hAnsi="宋体"/>
+          <w:noProof/>
           <w:sz w:val="21"/>
           <w:szCs w:val="21"/>
         </w:rPr>
@@ -3048,6 +2957,7 @@
         <w:ind w:left="0" w:firstLine="0"/>
         <w:jc w:val="center"/>
         <w:rPr>
+          <w:rFonts w:hint="eastAsia"/>
           <w:noProof/>
           <w:sz w:val="21"/>
           <w:szCs w:val="21"/>
@@ -3056,9 +2966,11 @@
       <w:r>
         <w:rPr>
           <w:rFonts w:ascii="宋体" w:eastAsia="宋体" w:hAnsi="宋体"/>
-          <w:sz w:val="21"/>
-          <w:szCs w:val="21"/>
-        </w:rPr>
+          <w:noProof/>
+          <w:sz w:val="21"/>
+          <w:szCs w:val="21"/>
+        </w:rPr>
+        <w:lastRenderedPageBreak/>
         <w:drawing>
           <wp:inline distT="0" distB="0" distL="0" distR="0" wp14:anchorId="5520714E" wp14:editId="3C7EB1CA">
             <wp:extent cx="2520000" cy="1476956"/>
@@ -3106,6 +3018,7 @@
       <w:r>
         <w:rPr>
           <w:rFonts w:ascii="宋体" w:eastAsia="宋体" w:hAnsi="宋体"/>
+          <w:noProof/>
           <w:sz w:val="21"/>
           <w:szCs w:val="21"/>
         </w:rPr>
@@ -3215,7 +3128,7 @@
         <w:spacing w:line="386" w:lineRule="auto"/>
         <w:ind w:left="6" w:hangingChars="3" w:hanging="6"/>
         <w:rPr>
-          <w:rFonts w:ascii="宋体" w:eastAsia="宋体" w:hAnsi="宋体"/>
+          <w:rFonts w:ascii="宋体" w:eastAsia="宋体" w:hAnsi="宋体" w:hint="eastAsia"/>
           <w:sz w:val="21"/>
           <w:szCs w:val="21"/>
         </w:rPr>
@@ -3234,7 +3147,7 @@
         <w:spacing w:line="386" w:lineRule="auto"/>
         <w:ind w:left="0" w:firstLineChars="200" w:firstLine="420"/>
         <w:rPr>
-          <w:rFonts w:ascii="宋体" w:eastAsia="宋体" w:hAnsi="宋体"/>
+          <w:rFonts w:ascii="宋体" w:eastAsia="宋体" w:hAnsi="宋体" w:hint="eastAsia"/>
           <w:sz w:val="21"/>
           <w:szCs w:val="21"/>
         </w:rPr>
@@ -3272,16 +3185,17 @@
         <w:ind w:left="0" w:firstLine="0"/>
         <w:jc w:val="center"/>
         <w:rPr>
+          <w:rFonts w:ascii="宋体" w:eastAsia="宋体" w:hAnsi="宋体" w:hint="eastAsia"/>
+          <w:sz w:val="21"/>
+          <w:szCs w:val="21"/>
+        </w:rPr>
+      </w:pPr>
+      <w:r>
+        <w:rPr>
           <w:rFonts w:ascii="宋体" w:eastAsia="宋体" w:hAnsi="宋体"/>
-          <w:sz w:val="21"/>
-          <w:szCs w:val="21"/>
-        </w:rPr>
-      </w:pPr>
-      <w:r>
-        <w:rPr>
-          <w:rFonts w:ascii="宋体" w:eastAsia="宋体" w:hAnsi="宋体"/>
-          <w:b/>
-          <w:bCs/>
+          <w:b/>
+          <w:bCs/>
+          <w:noProof/>
           <w:sz w:val="15"/>
           <w:szCs w:val="15"/>
         </w:rPr>
@@ -3351,18 +3265,17 @@
         <w:spacing w:line="386" w:lineRule="auto"/>
         <w:ind w:left="0" w:firstLineChars="200" w:firstLine="420"/>
         <w:rPr>
-          <w:rFonts w:ascii="宋体" w:eastAsia="宋体" w:hAnsi="宋体"/>
-          <w:sz w:val="21"/>
-          <w:szCs w:val="21"/>
-        </w:rPr>
-      </w:pPr>
-      <w:r>
-        <w:rPr>
-          <w:rFonts w:ascii="宋体" w:eastAsia="宋体" w:hAnsi="宋体" w:hint="eastAsia"/>
-          <w:sz w:val="21"/>
-          <w:szCs w:val="21"/>
-        </w:rPr>
-        <w:lastRenderedPageBreak/>
+          <w:rFonts w:ascii="宋体" w:eastAsia="宋体" w:hAnsi="宋体" w:hint="eastAsia"/>
+          <w:sz w:val="21"/>
+          <w:szCs w:val="21"/>
+        </w:rPr>
+      </w:pPr>
+      <w:r>
+        <w:rPr>
+          <w:rFonts w:ascii="宋体" w:eastAsia="宋体" w:hAnsi="宋体" w:hint="eastAsia"/>
+          <w:sz w:val="21"/>
+          <w:szCs w:val="21"/>
+        </w:rPr>
         <w:t>在这其中，</w:t>
       </w:r>
       <w:proofErr w:type="spellStart"/>
@@ -3491,7 +3404,7 @@
         <w:spacing w:line="386" w:lineRule="auto"/>
         <w:ind w:left="8" w:hangingChars="4" w:hanging="8"/>
         <w:rPr>
-          <w:rFonts w:ascii="宋体" w:eastAsia="宋体" w:hAnsi="宋体"/>
+          <w:rFonts w:ascii="宋体" w:eastAsia="宋体" w:hAnsi="宋体" w:hint="eastAsia"/>
           <w:sz w:val="21"/>
           <w:szCs w:val="21"/>
         </w:rPr>
@@ -3502,7 +3415,7 @@
         <w:spacing w:line="386" w:lineRule="auto"/>
         <w:ind w:left="8" w:hangingChars="4" w:hanging="8"/>
         <w:rPr>
-          <w:rFonts w:ascii="宋体" w:eastAsia="宋体" w:hAnsi="宋体"/>
+          <w:rFonts w:ascii="宋体" w:eastAsia="宋体" w:hAnsi="宋体" w:hint="eastAsia"/>
           <w:sz w:val="21"/>
           <w:szCs w:val="21"/>
         </w:rPr>
@@ -4775,6 +4688,7 @@
   <w:style w:type="character" w:default="1" w:styleId="a0">
     <w:name w:val="Default Paragraph Font"/>
     <w:uiPriority w:val="1"/>
+    <w:semiHidden/>
     <w:unhideWhenUsed/>
   </w:style>
   <w:style w:type="table" w:default="1" w:styleId="a1">
